--- a/Thema 4/Practica4_13_classifier/4.13_korotka_dopovid.docx
+++ b/Thema 4/Practica4_13_classifier/4.13_korotka_dopovid.docx
@@ -46,7 +46,7 @@
           <w:sz w:val="24"/>
           <w:szCs w:val="24"/>
         </w:rPr>
-        <w:t xml:space="preserve">Щербаков Б., навчальна група 5202 · ≈ 3 хв</w:t>
+        <w:t xml:space="preserve">Щербаков Б., навчальна група 5202 · ≈ 3,5 хв</w:t>
       </w:r>
     </w:p>
     <w:p>
@@ -1286,7 +1286,121 @@
           <w:sz w:val="28"/>
           <w:szCs w:val="28"/>
         </w:rPr>
-        <w:t xml:space="preserve">4. Висновок</w:t>
+        <w:t xml:space="preserve">4. Картка ТТХ</w:t>
+      </w:r>
+    </w:p>
+    <w:p>
+      <w:pPr>
+        <w:shd w:fill="EEF1EA" w:val="clear"/>
+        <w:spacing w:after="80" w:before="80"/>
+      </w:pPr>
+      <w:r>
+        <w:rPr>
+          <w:rFonts w:ascii="Times New Roman" w:cs="Times New Roman" w:eastAsia="Times New Roman" w:hAnsi="Times New Roman"/>
+          <w:i/>
+          <w:iCs/>
+          <w:color w:val="4C6142"/>
+          <w:sz w:val="24"/>
+          <w:szCs w:val="24"/>
+        </w:rPr>
+        <w:t xml:space="preserve">[ Показати панель ТТХ праворуч; клацнути інший зразок із трьох запропонованих ]</w:t>
+      </w:r>
+    </w:p>
+    <w:p>
+      <w:pPr>
+        <w:spacing w:after="100" w:line="288"/>
+        <w:ind w:firstLine="709"/>
+        <w:jc w:val="both"/>
+      </w:pPr>
+      <w:r>
+        <w:rPr>
+          <w:rFonts w:ascii="Times New Roman" w:cs="Times New Roman" w:eastAsia="Times New Roman" w:hAnsi="Times New Roman"/>
+          <w:sz w:val="28"/>
+          <w:szCs w:val="28"/>
+        </w:rPr>
+        <w:t xml:space="preserve">Додатково застосунок показує тактико-технічні характеристики. Модель знає лише три класи, тому конкретний зразок визначається окремо: програма порівнює фото з базою з 12 зразків і пропонує три найсхожіші. Правильний зразок є серед них у 96 % тестових фото, а першим варіантом стоїть у 56 %. Тому це підказка, а остаточний вибір робить оператор.</w:t>
+      </w:r>
+    </w:p>
+    <w:p>
+      <w:pPr>
+        <w:keepNext/>
+        <w:spacing w:before="80"/>
+        <w:jc w:val="center"/>
+      </w:pPr>
+      <w:r>
+        <w:drawing>
+          <wp:inline distT="0" distB="0" distL="0" distR="0">
+            <wp:extent cx="4381500" cy="3295650"/>
+            <wp:effectExtent t="0" r="0" b="0" l="0"/>
+            <wp:docPr id="1" name="" descr="" title=""/>
+            <wp:cNvGraphicFramePr>
+              <a:graphicFrameLocks xmlns:a="http://schemas.openxmlformats.org/drawingml/2006/main" noChangeAspect="1"/>
+            </wp:cNvGraphicFramePr>
+            <a:graphic xmlns:a="http://schemas.openxmlformats.org/drawingml/2006/main">
+              <a:graphicData uri="http://schemas.openxmlformats.org/drawingml/2006/picture">
+                <pic:pic xmlns:pic="http://schemas.openxmlformats.org/drawingml/2006/picture">
+                  <pic:nvPicPr>
+                    <pic:cNvPr id="0" name="" descr=""/>
+                    <pic:cNvPicPr>
+                      <a:picLocks noChangeAspect="1" noChangeArrowheads="1"/>
+                    </pic:cNvPicPr>
+                  </pic:nvPicPr>
+                  <pic:blipFill>
+                    <a:blip r:embed="rId11" cstate="none"/>
+                    <a:srcRect/>
+                    <a:stretch>
+                      <a:fillRect/>
+                    </a:stretch>
+                  </pic:blipFill>
+                  <pic:spPr bwMode="auto">
+                    <a:xfrm>
+                      <a:off x="0" y="0"/>
+                      <a:ext cx="4381500" cy="3295650"/>
+                    </a:xfrm>
+                    <a:prstGeom prst="rect">
+                      <a:avLst/>
+                    </a:prstGeom>
+                  </pic:spPr>
+                </pic:pic>
+              </a:graphicData>
+            </a:graphic>
+          </wp:inline>
+        </w:drawing>
+      </w:r>
+    </w:p>
+    <w:p>
+      <w:pPr>
+        <w:spacing w:after="120"/>
+        <w:jc w:val="center"/>
+      </w:pPr>
+      <w:r>
+        <w:rPr>
+          <w:rFonts w:ascii="Times New Roman" w:cs="Times New Roman" w:eastAsia="Times New Roman" w:hAnsi="Times New Roman"/>
+          <w:i/>
+          <w:iCs/>
+          <w:sz w:val="22"/>
+          <w:szCs w:val="22"/>
+        </w:rPr>
+        <w:t xml:space="preserve">Рис. 5. Картка ТТХ: три можливі зразки та характеристики обраного (КрАЗ-6322)</w:t>
+      </w:r>
+    </w:p>
+    <w:p>
+      <w:pPr>
+        <w:keepNext/>
+        <w:pBdr>
+          <w:bottom w:val="single" w:color="7A8A6A" w:sz="6" w:space="2"/>
+        </w:pBdr>
+        <w:spacing w:after="100" w:before="200"/>
+      </w:pPr>
+      <w:r>
+        <w:rPr>
+          <w:rFonts w:ascii="Times New Roman" w:cs="Times New Roman" w:eastAsia="Times New Roman" w:hAnsi="Times New Roman"/>
+          <w:b/>
+          <w:bCs/>
+          <w:sz w:val="28"/>
+          <w:szCs w:val="28"/>
+        </w:rPr>
+        <w:t xml:space="preserve">5. Висновок</w:t>
       </w:r>
     </w:p>
     <w:p>
